--- a/工作区/Group_X.gai.docx
+++ b/工作区/Group_X.gai.docx
@@ -454,12 +454,7 @@
         <w:spacing w:before="0" w:after="80"/>
       </w:pPr>
       <w:r>
-        <w:rPr>
-          <w:rFonts w:ascii="Calibri" w:hAnsi="Calibri"/>
-          <w:b w:val="0"/>
-          <w:sz w:val="21"/>
-        </w:rPr>
-        <w:t>This group declares that Generative AI (GAI) tools were used during the preparation of this project. Specifically, ChatGPT (OpenAI GPT-4) was used for the following purposes:</w:t>
+        <w:t>This group declares that Generative AI (GAI) tools were used during the preparation of this project. Specifically, ChatGPT (OpenAI) and Claude Code / Codex were used for the following purposes:</w:t>
       </w:r>
     </w:p>
     <w:p>
@@ -468,12 +463,7 @@
         <w:spacing w:before="0" w:after="60"/>
       </w:pPr>
       <w:r>
-        <w:rPr>
-          <w:rFonts w:ascii="Calibri" w:hAnsi="Calibri"/>
-          <w:b w:val="0"/>
-          <w:sz w:val="21"/>
-        </w:rPr>
-        <w:t>Assisting with the analysis and interpretation of experimental results.</w:t>
+        <w:t>Assisting with the analysis and interpretation of experimental results, sanity-check procedures, and consistency checking across project documents.</w:t>
       </w:r>
     </w:p>
     <w:p>
@@ -482,12 +472,7 @@
         <w:spacing w:before="0" w:after="60"/>
       </w:pPr>
       <w:r>
-        <w:rPr>
-          <w:rFonts w:ascii="Calibri" w:hAnsi="Calibri"/>
-          <w:b w:val="0"/>
-          <w:sz w:val="21"/>
-        </w:rPr>
-        <w:t>Providing recommendations on machine learning model selection and configuration (e.g., suggesting the use of Complement Naive Bayes for imbalanced multi-class classification, and inverse-frequency class weighting for Logistic Regression).</w:t>
+        <w:t>Providing recommendations on machine learning model selection and configuration (e.g., Complement Naive Bayes for imbalanced multi-class classification, inverse-frequency class weighting for Logistic Regression, and validation ideas for checking label mapping, data split, and evaluation logic).</w:t>
       </w:r>
     </w:p>
     <w:p>
@@ -496,12 +481,7 @@
         <w:spacing w:before="0" w:after="60"/>
       </w:pPr>
       <w:r>
-        <w:rPr>
-          <w:rFonts w:ascii="Calibri" w:hAnsi="Calibri"/>
-          <w:b w:val="0"/>
-          <w:sz w:val="21"/>
-        </w:rPr>
-        <w:t>Reviewing and suggesting improvements to written explanations in the report and notebook.</w:t>
+        <w:t>Reviewing and suggesting improvements to written explanations in the report, notebook, presentation outline, and supporting documentation.</w:t>
       </w:r>
     </w:p>
     <w:p/>
@@ -510,12 +490,7 @@
         <w:spacing w:before="0" w:after="160"/>
       </w:pPr>
       <w:r>
-        <w:rPr>
-          <w:rFonts w:ascii="Calibri" w:hAnsi="Calibri"/>
-          <w:b w:val="0"/>
-          <w:sz w:val="21"/>
-        </w:rPr>
-        <w:t>All code was written and executed by group members. The GAI tool was not used to write PySpark code directly; it was consulted as a reference for understanding algorithm options and interpreting outputs. All AI-assisted content has been reviewed, verified, and integrated by the group.</w:t>
+        <w:t>All code was written, executed, and verified by group members. The GAI tools were used as reference and editing support for understanding algorithm options, interpreting outputs, checking document consistency, and refining written explanations. All AI-assisted content has been reviewed, verified, and integrated by the group.</w:t>
       </w:r>
     </w:p>
     <w:p>
